--- a/resume/Muhanad-Ghurab-ATS-Resume.docx
+++ b/resume/Muhanad-Ghurab-ATS-Resume.docx
@@ -110,7 +110,7 @@
           <w:b w:val="0"/>
           <w:sz w:val="18"/>
         </w:rPr>
-        <w:t>Cybersecurity and IT Specialist with hands-on experience supporting enterprise infrastructure within Tekfen Construction in an industrial environment associated with Saudi Aramco projects. Experienced in Windows administration, infrastructure support, network operations, cybersecurity laboratory development, troubleshooting, and secure enterprise environments. Currently advancing expertise through CompTIA Security+ and PMP studies while building enterprise-scale cybersecurity laboratories and security-focused software projects.</w:t>
+        <w:t>Cybersecurity and IT Specialist with hands-on experience supporting enterprise infrastructure within Tekfen Construction in an industrial environment associated with Saudi Aramco projects. Experienced in Windows administration, infrastructure support, network operations, cybersecurity laboratory development, troubleshooting, and secure enterprise environments. Currently advancing expertise through CompTIA Security+ and PMP studies while building enterprise-scale cybersecurity laboratories, defensive tooling, and security-focused software projects on GitHub.</w:t>
       </w:r>
     </w:p>
     <w:p>
